--- a/Resume.docx
+++ b/Resume.docx
@@ -82,7 +82,7 @@
     <w:p>
       <w:r>
         <w:pict w14:anchorId="4EF8AE9C">
-          <v:rect id="_x0000_i1195" style="width:0;height:1.5pt" o:hralign="center" o:hrstd="t" o:hr="t" fillcolor="#a0a0a0" stroked="f"/>
+          <v:rect id="_x0000_i1025" style="width:0;height:1.5pt" o:hralign="center" o:hrstd="t" o:hr="t" fillcolor="#a0a0a0" stroked="f"/>
         </w:pict>
       </w:r>
     </w:p>
@@ -152,7 +152,7 @@
     <w:p>
       <w:r>
         <w:pict w14:anchorId="354F6D5D">
-          <v:rect id="_x0000_i1196" style="width:0;height:1.5pt" o:hralign="center" o:hrstd="t" o:hr="t" fillcolor="#a0a0a0" stroked="f"/>
+          <v:rect id="_x0000_i1026" style="width:0;height:1.5pt" o:hralign="center" o:hrstd="t" o:hr="t" fillcolor="#a0a0a0" stroked="f"/>
         </w:pict>
       </w:r>
     </w:p>
@@ -185,14 +185,9 @@
       <w:r>
         <w:t xml:space="preserve"> </w:t>
       </w:r>
-      <w:proofErr w:type="spellStart"/>
       <w:proofErr w:type="gramStart"/>
       <w:r>
-        <w:t>add</w:t>
-      </w:r>
-      <w:proofErr w:type="spellEnd"/>
-      <w:r>
-        <w:t xml:space="preserve"> .</w:t>
+        <w:t>add .</w:t>
       </w:r>
       <w:proofErr w:type="gramEnd"/>
       <w:r>
@@ -234,7 +229,7 @@
     <w:p>
       <w:r>
         <w:pict w14:anchorId="432368B2">
-          <v:rect id="_x0000_i1197" style="width:0;height:1.5pt" o:hralign="center" o:hrstd="t" o:hr="t" fillcolor="#a0a0a0" stroked="f"/>
+          <v:rect id="_x0000_i1027" style="width:0;height:1.5pt" o:hralign="center" o:hrstd="t" o:hr="t" fillcolor="#a0a0a0" stroked="f"/>
         </w:pict>
       </w:r>
     </w:p>
@@ -378,6 +373,11 @@
       </w:r>
     </w:p>
     <w:p>
+      <w:pPr>
+        <w:rPr>
+          <w:u w:val="single"/>
+        </w:rPr>
+      </w:pPr>
       <w:hyperlink r:id="rId5" w:tgtFrame="_blank" w:history="1">
         <w:r>
           <w:rPr>
@@ -390,7 +390,7 @@
     <w:p>
       <w:r>
         <w:pict w14:anchorId="40743B52">
-          <v:rect id="_x0000_i1198" style="width:0;height:1.5pt" o:hralign="center" o:hrstd="t" o:hr="t" fillcolor="#a0a0a0" stroked="f"/>
+          <v:rect id="_x0000_i1028" style="width:0;height:1.5pt" o:hralign="center" o:hrstd="t" o:hr="t" fillcolor="#a0a0a0" stroked="f"/>
         </w:pict>
       </w:r>
     </w:p>
@@ -522,7 +522,7 @@
     <w:p>
       <w:r>
         <w:pict w14:anchorId="46149DA4">
-          <v:rect id="_x0000_i1199" style="width:0;height:1.5pt" o:hralign="center" o:hrstd="t" o:hr="t" fillcolor="#a0a0a0" stroked="f"/>
+          <v:rect id="_x0000_i1029" style="width:0;height:1.5pt" o:hralign="center" o:hrstd="t" o:hr="t" fillcolor="#a0a0a0" stroked="f"/>
         </w:pict>
       </w:r>
     </w:p>
@@ -569,7 +569,7 @@
     <w:p>
       <w:r>
         <w:pict w14:anchorId="1FF08927">
-          <v:rect id="_x0000_i1200" style="width:0;height:1.5pt" o:hralign="center" o:hrstd="t" o:hr="t" fillcolor="#a0a0a0" stroked="f"/>
+          <v:rect id="_x0000_i1030" style="width:0;height:1.5pt" o:hralign="center" o:hrstd="t" o:hr="t" fillcolor="#a0a0a0" stroked="f"/>
         </w:pict>
       </w:r>
     </w:p>
@@ -711,7 +711,7 @@
     <w:p>
       <w:r>
         <w:pict w14:anchorId="69CA5836">
-          <v:rect id="_x0000_i1201" style="width:0;height:1.5pt" o:hralign="center" o:hrstd="t" o:hr="t" fillcolor="#a0a0a0" stroked="f"/>
+          <v:rect id="_x0000_i1031" style="width:0;height:1.5pt" o:hralign="center" o:hrstd="t" o:hr="t" fillcolor="#a0a0a0" stroked="f"/>
         </w:pict>
       </w:r>
     </w:p>
@@ -853,7 +853,7 @@
     <w:p>
       <w:r>
         <w:pict w14:anchorId="12A6EE8E">
-          <v:rect id="_x0000_i1202" style="width:0;height:1.5pt" o:hralign="center" o:hrstd="t" o:hr="t" fillcolor="#a0a0a0" stroked="f"/>
+          <v:rect id="_x0000_i1032" style="width:0;height:1.5pt" o:hralign="center" o:hrstd="t" o:hr="t" fillcolor="#a0a0a0" stroked="f"/>
         </w:pict>
       </w:r>
     </w:p>
@@ -994,7 +994,7 @@
     <w:p>
       <w:r>
         <w:pict w14:anchorId="291A7662">
-          <v:rect id="_x0000_i1203" style="width:0;height:1.5pt" o:hralign="center" o:hrstd="t" o:hr="t" fillcolor="#a0a0a0" stroked="f"/>
+          <v:rect id="_x0000_i1033" style="width:0;height:1.5pt" o:hralign="center" o:hrstd="t" o:hr="t" fillcolor="#a0a0a0" stroked="f"/>
         </w:pict>
       </w:r>
     </w:p>
@@ -1064,7 +1064,7 @@
     <w:p>
       <w:r>
         <w:pict w14:anchorId="773C5B4D">
-          <v:rect id="_x0000_i1204" style="width:0;height:1.5pt" o:hralign="center" o:hrstd="t" o:hr="t" fillcolor="#a0a0a0" stroked="f"/>
+          <v:rect id="_x0000_i1034" style="width:0;height:1.5pt" o:hralign="center" o:hrstd="t" o:hr="t" fillcolor="#a0a0a0" stroked="f"/>
         </w:pict>
       </w:r>
     </w:p>
@@ -1146,7 +1146,7 @@
     <w:p>
       <w:r>
         <w:pict w14:anchorId="618780AC">
-          <v:rect id="_x0000_i1205" style="width:0;height:1.5pt" o:hralign="center" o:hrstd="t" o:hr="t" fillcolor="#a0a0a0" stroked="f"/>
+          <v:rect id="_x0000_i1035" style="width:0;height:1.5pt" o:hralign="center" o:hrstd="t" o:hr="t" fillcolor="#a0a0a0" stroked="f"/>
         </w:pict>
       </w:r>
     </w:p>
@@ -1547,6 +1547,9 @@
     </w:p>
     <w:p>
       <w:r>
+        <w:rPr>
+          <w:noProof/>
+        </w:rPr>
         <w:drawing>
           <wp:inline distT="0" distB="0" distL="0" distR="0" wp14:anchorId="1A8DE089" wp14:editId="4FEBA7E8">
             <wp:extent cx="3558848" cy="2568163"/>
@@ -1587,10 +1590,7 @@
     <w:p/>
     <w:p>
       <w:r>
-        <w:t>Para corregir esto, d</w:t>
-      </w:r>
-      <w:r>
-        <w:t xml:space="preserve">ebemos de crearla instalando </w:t>
+        <w:t xml:space="preserve">Para corregir esto, debemos de crearla instalando </w:t>
       </w:r>
       <w:r>
         <w:t xml:space="preserve">Node </w:t>
@@ -1604,10 +1604,7 @@
         <w:t xml:space="preserve"> Manager</w:t>
       </w:r>
       <w:r>
-        <w:t xml:space="preserve"> de nuevo.</w:t>
-      </w:r>
-      <w:r>
-        <w:t xml:space="preserve"> E</w:t>
+        <w:t xml:space="preserve"> de nuevo. E</w:t>
       </w:r>
       <w:r>
         <w:t>jecutar:</w:t>
@@ -1642,6 +1639,9 @@
     </w:p>
     <w:p>
       <w:r>
+        <w:rPr>
+          <w:noProof/>
+        </w:rPr>
         <w:drawing>
           <wp:inline distT="0" distB="0" distL="0" distR="0" wp14:anchorId="468983AB" wp14:editId="248D0712">
             <wp:extent cx="3246401" cy="396274"/>
@@ -1693,6 +1693,9 @@
         <w:t xml:space="preserve"> </w:t>
       </w:r>
       <w:r>
+        <w:rPr>
+          <w:noProof/>
+        </w:rPr>
         <w:drawing>
           <wp:inline distT="0" distB="0" distL="0" distR="0" wp14:anchorId="5C9EA7CA" wp14:editId="4D97EA5E">
             <wp:extent cx="3452159" cy="1767993"/>
@@ -1733,6 +1736,9 @@
         <w:t xml:space="preserve"> </w:t>
       </w:r>
       <w:r>
+        <w:rPr>
+          <w:noProof/>
+        </w:rPr>
         <w:drawing>
           <wp:inline distT="0" distB="0" distL="0" distR="0" wp14:anchorId="559F218A" wp14:editId="54D69275">
             <wp:extent cx="2606266" cy="3429297"/>
@@ -1818,6 +1824,7 @@
       </w:pPr>
       <w:r>
         <w:rPr>
+          <w:noProof/>
           <w:lang w:val="en-US"/>
         </w:rPr>
         <w:drawing>
@@ -1858,89 +1865,15 @@
       </w:r>
     </w:p>
     <w:p>
-      <w:pPr>
-        <w:rPr>
-          <w:lang w:val="en-US"/>
-        </w:rPr>
-      </w:pPr>
-      <w:r>
-        <w:rPr>
-          <w:lang w:val="en-US"/>
-        </w:rPr>
-        <w:t xml:space="preserve">Ya </w:t>
-      </w:r>
-      <w:proofErr w:type="spellStart"/>
-      <w:r>
-        <w:rPr>
-          <w:lang w:val="en-US"/>
-        </w:rPr>
-        <w:t>estara</w:t>
-      </w:r>
-      <w:proofErr w:type="spellEnd"/>
-      <w:r>
-        <w:rPr>
-          <w:lang w:val="en-US"/>
-        </w:rPr>
-        <w:t xml:space="preserve"> </w:t>
-      </w:r>
-      <w:proofErr w:type="spellStart"/>
-      <w:r>
-        <w:rPr>
-          <w:lang w:val="en-US"/>
-        </w:rPr>
-        <w:t>corriendo</w:t>
-      </w:r>
-      <w:proofErr w:type="spellEnd"/>
-      <w:r>
-        <w:rPr>
-          <w:lang w:val="en-US"/>
-        </w:rPr>
-        <w:t xml:space="preserve"> </w:t>
-      </w:r>
-      <w:proofErr w:type="spellStart"/>
-      <w:r>
-        <w:rPr>
-          <w:lang w:val="en-US"/>
-        </w:rPr>
-        <w:t>lcoalmente</w:t>
-      </w:r>
-      <w:proofErr w:type="spellEnd"/>
-    </w:p>
-    <w:p>
-      <w:pPr>
-        <w:rPr>
-          <w:lang w:val="en-US"/>
-        </w:rPr>
-      </w:pPr>
-    </w:p>
-    <w:p>
-      <w:pPr>
-        <w:rPr>
-          <w:lang w:val="en-US"/>
-        </w:rPr>
-      </w:pPr>
-    </w:p>
-    <w:p>
-      <w:pPr>
-        <w:rPr>
-          <w:lang w:val="en-US"/>
-        </w:rPr>
-      </w:pPr>
-    </w:p>
-    <w:p>
-      <w:pPr>
-        <w:rPr>
-          <w:lang w:val="en-US"/>
-        </w:rPr>
-      </w:pPr>
-    </w:p>
-    <w:p>
-      <w:pPr>
-        <w:rPr>
-          <w:lang w:val="en-US"/>
-        </w:rPr>
-      </w:pPr>
-    </w:p>
+      <w:r>
+        <w:t>Ya estara corriendo lcoalmente</w:t>
+      </w:r>
+    </w:p>
+    <w:p/>
+    <w:p/>
+    <w:p/>
+    <w:p/>
+    <w:p/>
     <w:p>
       <w:proofErr w:type="spellStart"/>
       <w:r>
@@ -1980,6 +1913,7 @@
       </w:pPr>
       <w:r>
         <w:rPr>
+          <w:noProof/>
           <w:lang w:val="en-US"/>
         </w:rPr>
         <w:drawing>
@@ -2027,6 +1961,7 @@
       </w:pPr>
       <w:r>
         <w:rPr>
+          <w:noProof/>
           <w:lang w:val="en-US"/>
         </w:rPr>
         <w:drawing>
@@ -2336,7 +2271,7 @@
     <w:p>
       <w:r>
         <w:pict w14:anchorId="00E1841C">
-          <v:rect id="_x0000_i1055" style="width:0;height:1.5pt" o:hralign="center" o:hrstd="t" o:hr="t" fillcolor="#a0a0a0" stroked="f"/>
+          <v:rect id="_x0000_i1036" style="width:0;height:1.5pt" o:hralign="center" o:hrstd="t" o:hr="t" fillcolor="#a0a0a0" stroked="f"/>
         </w:pict>
       </w:r>
     </w:p>
@@ -2384,14 +2319,9 @@
       <w:r>
         <w:t xml:space="preserve"> </w:t>
       </w:r>
-      <w:proofErr w:type="spellStart"/>
       <w:proofErr w:type="gramStart"/>
       <w:r>
-        <w:t>add</w:t>
-      </w:r>
-      <w:proofErr w:type="spellEnd"/>
-      <w:r>
-        <w:t xml:space="preserve"> .</w:t>
+        <w:t>add .</w:t>
       </w:r>
       <w:proofErr w:type="gramEnd"/>
       <w:r>
@@ -2422,7 +2352,7 @@
     <w:p>
       <w:r>
         <w:pict w14:anchorId="6695E928">
-          <v:rect id="_x0000_i1056" style="width:0;height:1.5pt" o:hralign="center" o:hrstd="t" o:hr="t" fillcolor="#a0a0a0" stroked="f"/>
+          <v:rect id="_x0000_i1037" style="width:0;height:1.5pt" o:hralign="center" o:hrstd="t" o:hr="t" fillcolor="#a0a0a0" stroked="f"/>
         </w:pict>
       </w:r>
     </w:p>
@@ -2497,7 +2427,7 @@
     <w:p>
       <w:r>
         <w:pict w14:anchorId="201E8C36">
-          <v:rect id="_x0000_i1057" style="width:0;height:1.5pt" o:hralign="center" o:hrstd="t" o:hr="t" fillcolor="#a0a0a0" stroked="f"/>
+          <v:rect id="_x0000_i1038" style="width:0;height:1.5pt" o:hralign="center" o:hrstd="t" o:hr="t" fillcolor="#a0a0a0" stroked="f"/>
         </w:pict>
       </w:r>
     </w:p>
@@ -2554,7 +2484,7 @@
     <w:p>
       <w:r>
         <w:pict w14:anchorId="4EF5A90A">
-          <v:rect id="_x0000_i1058" style="width:0;height:1.5pt" o:hralign="center" o:hrstd="t" o:hr="t" fillcolor="#a0a0a0" stroked="f"/>
+          <v:rect id="_x0000_i1039" style="width:0;height:1.5pt" o:hralign="center" o:hrstd="t" o:hr="t" fillcolor="#a0a0a0" stroked="f"/>
         </w:pict>
       </w:r>
     </w:p>
@@ -2581,7 +2511,7 @@
     <w:p>
       <w:r>
         <w:pict w14:anchorId="4162D207">
-          <v:rect id="_x0000_i1059" style="width:0;height:1.5pt" o:hralign="center" o:hrstd="t" o:hr="t" fillcolor="#a0a0a0" stroked="f"/>
+          <v:rect id="_x0000_i1040" style="width:0;height:1.5pt" o:hralign="center" o:hrstd="t" o:hr="t" fillcolor="#a0a0a0" stroked="f"/>
         </w:pict>
       </w:r>
     </w:p>
@@ -2750,6 +2680,9 @@
         </w:rPr>
       </w:pPr>
       <w:r>
+        <w:rPr>
+          <w:noProof/>
+        </w:rPr>
         <w:drawing>
           <wp:inline distT="0" distB="0" distL="0" distR="0" wp14:anchorId="0B3CD88D" wp14:editId="384C4E0C">
             <wp:extent cx="3177815" cy="3139712"/>
@@ -2793,6 +2726,9 @@
         <w:t xml:space="preserve"> </w:t>
       </w:r>
       <w:r>
+        <w:rPr>
+          <w:noProof/>
+        </w:rPr>
         <w:drawing>
           <wp:inline distT="0" distB="0" distL="0" distR="0" wp14:anchorId="2971B63F" wp14:editId="0A694E0E">
             <wp:extent cx="3223539" cy="952583"/>
@@ -2850,6 +2786,9 @@
         </w:rPr>
       </w:pPr>
       <w:r>
+        <w:rPr>
+          <w:noProof/>
+        </w:rPr>
         <w:lastRenderedPageBreak/>
         <w:drawing>
           <wp:inline distT="0" distB="0" distL="0" distR="0" wp14:anchorId="79E0D82E" wp14:editId="6B50E02F">
@@ -2894,6 +2833,9 @@
         <w:t xml:space="preserve"> </w:t>
       </w:r>
       <w:r>
+        <w:rPr>
+          <w:noProof/>
+        </w:rPr>
         <w:drawing>
           <wp:inline distT="0" distB="0" distL="0" distR="0" wp14:anchorId="308D9781" wp14:editId="67E57C1F">
             <wp:extent cx="3742173" cy="3922862"/>
@@ -3250,7 +3192,7 @@
           <w:noProof/>
         </w:rPr>
         <w:pict w14:anchorId="04609635">
-          <v:rect id="_x0000_i1077" style="width:0;height:1.5pt" o:hralign="center" o:hrstd="t" o:hr="t" fillcolor="#a0a0a0" stroked="f"/>
+          <v:rect id="_x0000_i1041" style="width:0;height:1.5pt" o:hralign="center" o:hrstd="t" o:hr="t" fillcolor="#a0a0a0" stroked="f"/>
         </w:pict>
       </w:r>
     </w:p>
@@ -3370,7 +3312,7 @@
           <w:noProof/>
         </w:rPr>
         <w:pict w14:anchorId="086F26C8">
-          <v:rect id="_x0000_i1078" style="width:0;height:1.5pt" o:hralign="center" o:hrstd="t" o:hr="t" fillcolor="#a0a0a0" stroked="f"/>
+          <v:rect id="_x0000_i1042" style="width:0;height:1.5pt" o:hralign="center" o:hrstd="t" o:hr="t" fillcolor="#a0a0a0" stroked="f"/>
         </w:pict>
       </w:r>
     </w:p>
@@ -3623,6 +3565,9 @@
     </w:p>
     <w:p>
       <w:r>
+        <w:rPr>
+          <w:noProof/>
+        </w:rPr>
         <w:lastRenderedPageBreak/>
         <w:drawing>
           <wp:inline distT="0" distB="0" distL="0" distR="0" wp14:anchorId="77394CDC" wp14:editId="05A8E8F8">
@@ -3752,7 +3697,13 @@
         <w:t>"</w:t>
       </w:r>
     </w:p>
-    <w:p/>
+    <w:p>
+      <w:pPr>
+        <w:rPr>
+          <w:lang w:val="en-US"/>
+        </w:rPr>
+      </w:pPr>
+    </w:p>
     <w:p>
       <w:r>
         <w:t xml:space="preserve">Eso indica que en algún momento configuraste el paquete </w:t>
@@ -4320,6 +4271,7 @@
       </w:pPr>
       <w:r>
         <w:rPr>
+          <w:noProof/>
           <w:lang w:val="en-US"/>
         </w:rPr>
         <w:lastRenderedPageBreak/>
@@ -4505,7 +4457,7 @@
     <w:p>
       <w:r>
         <w:pict w14:anchorId="461AB71B">
-          <v:rect id="_x0000_i1093" style="width:0;height:1.5pt" o:hralign="center" o:hrstd="t" o:hr="t" fillcolor="#a0a0a0" stroked="f"/>
+          <v:rect id="_x0000_i1043" style="width:0;height:1.5pt" o:hralign="center" o:hrstd="t" o:hr="t" fillcolor="#a0a0a0" stroked="f"/>
         </w:pict>
       </w:r>
     </w:p>
@@ -4596,6 +4548,9 @@
     <w:p/>
     <w:p>
       <w:r>
+        <w:rPr>
+          <w:noProof/>
+        </w:rPr>
         <w:drawing>
           <wp:inline distT="0" distB="0" distL="0" distR="0" wp14:anchorId="788BAC3D" wp14:editId="301F3396">
             <wp:extent cx="6607834" cy="4342213"/>
@@ -4654,7 +4609,7 @@
       <w:r>
         <w:lastRenderedPageBreak/>
         <w:pict w14:anchorId="09EF6AFE">
-          <v:rect id="_x0000_i1094" style="width:0;height:1.5pt" o:hralign="center" o:hrstd="t" o:hr="t" fillcolor="#a0a0a0" stroked="f"/>
+          <v:rect id="_x0000_i1044" style="width:0;height:1.5pt" o:hralign="center" o:hrstd="t" o:hr="t" fillcolor="#a0a0a0" stroked="f"/>
         </w:pict>
       </w:r>
     </w:p>
@@ -4797,6 +4752,9 @@
     </w:p>
     <w:p>
       <w:r>
+        <w:rPr>
+          <w:noProof/>
+        </w:rPr>
         <w:drawing>
           <wp:inline distT="0" distB="0" distL="0" distR="0" wp14:anchorId="1B8E1E32" wp14:editId="25F7C872">
             <wp:extent cx="6840855" cy="1973580"/>
@@ -4973,7 +4931,7 @@
     <w:p>
       <w:r>
         <w:pict w14:anchorId="7A3DC7CF">
-          <v:rect id="_x0000_i1103" style="width:0;height:1.5pt" o:hralign="center" o:hrstd="t" o:hr="t" fillcolor="#a0a0a0" stroked="f"/>
+          <v:rect id="_x0000_i1045" style="width:0;height:1.5pt" o:hralign="center" o:hrstd="t" o:hr="t" fillcolor="#a0a0a0" stroked="f"/>
         </w:pict>
       </w:r>
     </w:p>
@@ -5223,6 +5181,9 @@
     <w:p/>
     <w:p>
       <w:r>
+        <w:rPr>
+          <w:noProof/>
+        </w:rPr>
         <w:drawing>
           <wp:inline distT="0" distB="0" distL="0" distR="0" wp14:anchorId="00445134" wp14:editId="0364FCFB">
             <wp:extent cx="6840855" cy="2000885"/>
@@ -5268,6 +5229,9 @@
     </w:p>
     <w:p>
       <w:r>
+        <w:rPr>
+          <w:noProof/>
+        </w:rPr>
         <w:drawing>
           <wp:inline distT="0" distB="0" distL="0" distR="0" wp14:anchorId="2A41E5A3" wp14:editId="144EDE36">
             <wp:extent cx="6840855" cy="2795270"/>
@@ -5436,7 +5400,7 @@
     <w:p>
       <w:r>
         <w:pict w14:anchorId="7B628A46">
-          <v:rect id="_x0000_i1123" style="width:0;height:1.5pt" o:hralign="center" o:hrstd="t" o:hr="t" fillcolor="#a0a0a0" stroked="f"/>
+          <v:rect id="_x0000_i1046" style="width:0;height:1.5pt" o:hralign="center" o:hrstd="t" o:hr="t" fillcolor="#a0a0a0" stroked="f"/>
         </w:pict>
       </w:r>
     </w:p>
@@ -5473,6 +5437,9 @@
     <w:p/>
     <w:p>
       <w:r>
+        <w:rPr>
+          <w:noProof/>
+        </w:rPr>
         <w:drawing>
           <wp:inline distT="0" distB="0" distL="0" distR="0" wp14:anchorId="71E94CCE" wp14:editId="4DEC9234">
             <wp:extent cx="6840855" cy="2915285"/>
@@ -5513,7 +5480,7 @@
     <w:p>
       <w:r>
         <w:pict w14:anchorId="0E5F930C">
-          <v:rect id="_x0000_i1124" style="width:0;height:1.5pt" o:hralign="center" o:hrstd="t" o:hr="t" fillcolor="#a0a0a0" stroked="f"/>
+          <v:rect id="_x0000_i1047" style="width:0;height:1.5pt" o:hralign="center" o:hrstd="t" o:hr="t" fillcolor="#a0a0a0" stroked="f"/>
         </w:pict>
       </w:r>
     </w:p>
@@ -5578,6 +5545,9 @@
     <w:p/>
     <w:p>
       <w:r>
+        <w:rPr>
+          <w:noProof/>
+        </w:rPr>
         <w:lastRenderedPageBreak/>
         <w:drawing>
           <wp:inline distT="0" distB="0" distL="0" distR="0" wp14:anchorId="03BDA2F1" wp14:editId="57342D1B">
@@ -5624,7 +5594,7 @@
     <w:p>
       <w:r>
         <w:pict w14:anchorId="0398F154">
-          <v:rect id="_x0000_i1125" style="width:0;height:1.5pt" o:hralign="center" o:hrstd="t" o:hr="t" fillcolor="#a0a0a0" stroked="f"/>
+          <v:rect id="_x0000_i1048" style="width:0;height:1.5pt" o:hralign="center" o:hrstd="t" o:hr="t" fillcolor="#a0a0a0" stroked="f"/>
         </w:pict>
       </w:r>
     </w:p>
@@ -5670,6 +5640,9 @@
     <w:p/>
     <w:p>
       <w:r>
+        <w:rPr>
+          <w:noProof/>
+        </w:rPr>
         <w:lastRenderedPageBreak/>
         <w:drawing>
           <wp:inline distT="0" distB="0" distL="0" distR="0" wp14:anchorId="09ECFF4F" wp14:editId="640B3484">
@@ -6828,6 +6801,7 @@
   <w:style w:type="character" w:default="1" w:styleId="Fuentedeprrafopredeter">
     <w:name w:val="Default Paragraph Font"/>
     <w:uiPriority w:val="1"/>
+    <w:semiHidden/>
     <w:unhideWhenUsed/>
   </w:style>
   <w:style w:type="table" w:default="1" w:styleId="Tablanormal">
